--- a/translations/plh_facilitator_cw/pap/pap_One-on-one time by developmental stages.docx
+++ b/translations/plh_facilitator_cw/pap/pap_One-on-one time by developmental stages.docx
@@ -109,7 +109,7 @@
         <w:t xml:space="preserve">Deskribí kiko bo yu ta hasi.</w:t>
       </w:r>
       <w:r>
-        <w:t xml:space="preserve"> Nos ta mira esaki komo enbolbí bo yu den idioma dor di deskribí kiko nan ta hasiendo. Esaki ta duna sosten na e aktividat di nan yunan miéntras ku ta amplia tantu nan abilidatnan di pensamentu komo esnan verbal.  </w:t>
+        <w:t xml:space="preserve"> Nos ta pensa ku ora bo deskribí kiko bo yu ta hasi esaki ta stimulá bo yu pa desaroyá idioma dor di skucha i kombersá. Esaki ta duna sosten na e aktividat di nan yunan miéntras ku ta amplia tantu nan abilidatnan di pensamentu komo esnan verbal.  </w:t>
       </w:r>
     </w:p>
     <w:p>

--- a/translations/plh_facilitator_cw/pap/pap_One-on-one time by developmental stages.docx
+++ b/translations/plh_facilitator_cw/pap/pap_One-on-one time by developmental stages.docx
@@ -157,7 +157,7 @@
         <w:pStyle w:val="P68B1DB1-Normal2"/>
       </w:pPr>
       <w:r>
-        <w:t xml:space="preserve">Na promé instante e por ta simplemente deskribí kiko ta pasando den detaye: e kantidat, e koló, e temperatura, e velosidat i e komportashon ta puntonan di salida útil: </w:t>
+        <w:t xml:space="preserve">Na promé instante simplemente deskribí kiko ta pasa den detaye: e kantidat, e koló, e temperatura, e velosidat i e komportashon por ta puntonan di salida útil: </w:t>
       </w:r>
     </w:p>
     <w:p>
@@ -294,7 +294,7 @@
         <w:pStyle w:val="P68B1DB1-Normal2"/>
       </w:pPr>
       <w:r>
-        <w:t xml:space="preserve">Kòrda, esaki ta e mucha su wega. No tin bon ni malu den wega i denter di loke ta rasonabel. Loke un mucha skohe pa hunga ta bon p'e. E mayor su trabou ta pa mustra interes i bisa algu bunita. </w:t>
+        <w:t xml:space="preserve">Kòrda, esaki ta e mucha su wega. No tin bon ni malu den wega i denter di loke ta rasonabel. Loke un mucha skohe pa hunga ta bon p'e. E mayor/edukadó su trabou ta pa mustra interes i bisa algu bunita. </w:t>
       </w:r>
     </w:p>
     <w:p>
@@ -324,19 +324,19 @@
         <w:pStyle w:val="P68B1DB1-Normal2"/>
       </w:pPr>
       <w:r>
-        <w:t xml:space="preserve">Debí na vários demanda ku mayornan/edukadónan i hóbennan ta topa diariamente, manera skol i trabou, tin bia por ta un reto pa haña tempu pa pasa tempu huntu. Un relashon fuerte entre mayor i yu no ta posibel sin pasa Tempu di kalidat Abo ku bo yu.  </w:t>
-      </w:r>
-    </w:p>
-    <w:p>
-      <w:pPr>
-        <w:spacing w:after="200" w:line="288" w:lineRule="auto"/>
-        <w:rPr>
-          <w:color w:val="013d5c"/>
-        </w:rPr>
-        <w:pStyle w:val="P68B1DB1-Normal2"/>
-      </w:pPr>
-      <w:r>
-        <w:t xml:space="preserve">Dediká tempu ta krea e espasio pa e mayor ta mas disponibel pa su yu i mayornan por hunga un ròl di duna protekshon den bida di nan yunan. Esaki ta yuda mayornan/edukadónan pa ta mas enbolbí den bida di nan adolesentenan, protehando nan di komportashonnan seksual riesgoso.  </w:t>
+        <w:t xml:space="preserve">Debí na vários demanda ku mayornan/edukadónan i hóbennan ta topa diariamente, manera skol i trabou, tin bia por ta un reto pa haña tempu pa pasa tempu huntu. Un relashon fuerte entre mayor/edukadó i yu no ta posibel sin pasa Tempu di kalidat -pa Abo-ku Bo yu.  </w:t>
+      </w:r>
+    </w:p>
+    <w:p>
+      <w:pPr>
+        <w:spacing w:after="200" w:line="288" w:lineRule="auto"/>
+        <w:rPr>
+          <w:color w:val="013d5c"/>
+        </w:rPr>
+        <w:pStyle w:val="P68B1DB1-Normal2"/>
+      </w:pPr>
+      <w:r>
+        <w:t xml:space="preserve">Dediká tempu ta krea e espasio pa e mayor/edukadó ta mas disponibel pa su yu i nan por hunga un ròl di duna protekshon den bida di nan yunan. Esaki ta yuda mayornan/edukadónan pa ta mas enbolbí den bida di nan adolesentenan, protehando nan di komportashonnan seksual riesgoso.  </w:t>
       </w:r>
     </w:p>
     <w:p>
@@ -386,7 +386,7 @@
         <w:pStyle w:val="P68B1DB1-Normal2"/>
       </w:pPr>
       <w:r>
-        <w:t xml:space="preserve">Un otro bon manera ku mayornan/edukadónan por desaroyá relashonnan positivo durante Tempu pa Abo ku bo Yu ta pa pasa tempu ku nan ora nan ta hasi algu ku nan ta gusta. Por ehèmpel, mira nan yunan hunga un partido deportivo òf mustra un moveshon nobo di baile. </w:t>
+        <w:t xml:space="preserve">Un otro bon manera ku mayornan/edukadónan por desaroyá relashonnan positivo durante Tempu pa Abo ku bo Yu ta pa pasa tempu ku nan ora nan ta hasi algu ku nan ta gusta. Por ehèmpel, wak nan yunan hunga un partido deportivo òf demostrá un moveshon nobo di baile. </w:t>
       </w:r>
     </w:p>
     <w:p>
@@ -453,7 +453,7 @@
         <w:pStyle w:val="P68B1DB1-Normal2"/>
       </w:pPr>
       <w:r>
-        <w:t xml:space="preserve">E sekshon aki ta duna informashon riba kon pa Laga Bo Yu Tuma Liderazgo pa mayornan ku un yu ku desabilidat. </w:t>
+        <w:t xml:space="preserve">E sekshon aki ta duna informashon riba e manera pa Laga Bo Yu Tuma Liderazgo pa mayornan ku un yu ku desabilidat. </w:t>
       </w:r>
     </w:p>
     <w:p>

--- a/translations/plh_facilitator_cw/pap/pap_One-on-one time by developmental stages.docx
+++ b/translations/plh_facilitator_cw/pap/pap_One-on-one time by developmental stages.docx
@@ -29,7 +29,7 @@
         <w:pStyle w:val="P68B1DB1-Normal2"/>
       </w:pPr>
       <w:r>
-        <w:t xml:space="preserve">Pa mayornan ku un yu ku desabilidat, konsiderá e tepnan den e sekshon ariba.</w:t>
+        <w:t xml:space="preserve">Pa mayornan/edukadónan ku un yu ku desabilidat, konsiderá e tepnan den e sekshon ariba.</w:t>
       </w:r>
     </w:p>
     <w:p>
@@ -191,19 +191,19 @@
         <w:pStyle w:val="P68B1DB1-Normal2"/>
       </w:pPr>
       <w:r>
-        <w:t xml:space="preserve">“Mi ta mira ku bo ta traha duru di bèrda riba bo hùiswèrk. Mi ta mira ku bo ta hasi bo bèst pa solushoná e problema akí. Sigui asina!” </w:t>
-      </w:r>
-    </w:p>
-    <w:p>
-      <w:pPr>
-        <w:spacing w:after="200" w:line="288" w:lineRule="auto"/>
-        <w:rPr>
-          <w:color w:val="013d5c"/>
-        </w:rPr>
-        <w:pStyle w:val="P68B1DB1-Normal2"/>
-      </w:pPr>
-      <w:r>
-        <w:t xml:space="preserve">Esaki por sinti straño na promé instante ya ku hopi mayor/edukadónan no ta kustumá di papia ku nan yunan ora ku nan ta hunga. Sinembargo, ku práktika, e ta bira mas fásil – meskos ku tur otro kos! </w:t>
+        <w:t xml:space="preserve">“Mi ta mira ku bo ta traha duru di bèrdat riba bo hùiswèrk. Mi ta mira ku bo ta hasi bo bèst pa solushoná e problema akí. Sigui asina!” </w:t>
+      </w:r>
+    </w:p>
+    <w:p>
+      <w:pPr>
+        <w:spacing w:after="200" w:line="288" w:lineRule="auto"/>
+        <w:rPr>
+          <w:color w:val="013d5c"/>
+        </w:rPr>
+        <w:pStyle w:val="P68B1DB1-Normal2"/>
+      </w:pPr>
+      <w:r>
+        <w:t xml:space="preserve">Esaki por sinti straño na promé instante ya ku hopi mayornan/edukadónan no ta kustumá di papia ku nan yunan ora ku nan ta hunga. Sinembargo, ku práktika, e ta bira mas fásil – meskos ku tur otro kos! </w:t>
       </w:r>
     </w:p>
     <w:p>
@@ -240,7 +240,7 @@
         <w:pStyle w:val="P68B1DB1-Normal2"/>
       </w:pPr>
       <w:r>
-        <w:t xml:space="preserve">Ta normal pa mayornan/edukadónan kuminsá ku hasi pregunta na lugá di “Bisa Loke Bo Ta Mira”. Ta bo ròl komo fasilitadó pa yuda nan siña kon pa simplemente deskribí kiko e mucha ta hasi na lugá di hasi pregunta. </w:t>
+        <w:t xml:space="preserve">Ta normal ku mayornan/edukadónan ta kuminsá hasi pregunta na lugá di “Bisa Loke Bo Ta Mira”. Ta bo ròl komo fasilitadó pa yuda nan siña kon pa simplemente deskribí kiko e mucha ta hasi na lugá di hasi pregunta. </w:t>
       </w:r>
     </w:p>
     <w:p>
@@ -294,7 +294,7 @@
         <w:pStyle w:val="P68B1DB1-Normal2"/>
       </w:pPr>
       <w:r>
-        <w:t xml:space="preserve">Kòrda, esaki ta e mucha su wega. No tin bon ni malu den wega i denter di loke ta rasonabel. Loke un mucha skohe pa hunga ta bon p'e. E mayor/edukadó su trabou ta pa mustra interes i bisa algu bunita. </w:t>
+        <w:t xml:space="preserve">Kòrda ku, esaki ta e mucha su wega. No tin bon ni malu den wega i denter di loke ta rasonabel. Loke un mucha skohe pa hunga ta bon p'e. E mayor/edukadó su trabou ta pa mustra interes i bisa algu bunita. </w:t>
       </w:r>
     </w:p>
     <w:p>
@@ -324,19 +324,19 @@
         <w:pStyle w:val="P68B1DB1-Normal2"/>
       </w:pPr>
       <w:r>
-        <w:t xml:space="preserve">Debí na vários demanda ku mayornan/edukadónan i hóbennan ta topa diariamente, manera skol i trabou, tin bia por ta un reto pa haña tempu pa pasa tempu huntu. Un relashon fuerte entre mayor/edukadó i yu no ta posibel sin pasa Tempu di kalidat -pa Abo-ku Bo yu.  </w:t>
-      </w:r>
-    </w:p>
-    <w:p>
-      <w:pPr>
-        <w:spacing w:after="200" w:line="288" w:lineRule="auto"/>
-        <w:rPr>
-          <w:color w:val="013d5c"/>
-        </w:rPr>
-        <w:pStyle w:val="P68B1DB1-Normal2"/>
-      </w:pPr>
-      <w:r>
-        <w:t xml:space="preserve">Dediká tempu ta krea e espasio pa e mayor/edukadó ta mas disponibel pa su yu i nan por hunga un ròl di duna protekshon den bida di nan yunan. Esaki ta yuda mayornan/edukadónan pa ta mas enbolbí den bida di nan adolesentenan, protehando nan di komportashonnan seksual riesgoso.  </w:t>
+        <w:t xml:space="preserve">Pa motibu di vários demanda ku mayornan/edukadónan i hóbennan ta topa diariamente, manera skol i trabou, tin bia por ta un reto pa haña tempu pa pasa tempu huntu. Un relashon fuerte entre mayor/edukadó i yu no ta posibel sin pasa Tempu di kalidat -pa Abo-ku Bo yu.  </w:t>
+      </w:r>
+    </w:p>
+    <w:p>
+      <w:pPr>
+        <w:spacing w:after="200" w:line="288" w:lineRule="auto"/>
+        <w:rPr>
+          <w:color w:val="013d5c"/>
+        </w:rPr>
+        <w:pStyle w:val="P68B1DB1-Normal2"/>
+      </w:pPr>
+      <w:r>
+        <w:t xml:space="preserve">Dediká tempu ta krea e espasio pa e mayor/edukadó ta mas disponibel pa su yu i nan por hunga un ròl di duna protekshon den bida di nan yunan. Esaki ta yuda mayornan/edukadónan enbolbí nan mes mas den bida di nan adolesentenan i asina protehá nan pa komportashonnan seksual riesgoso.  </w:t>
       </w:r>
     </w:p>
     <w:p>
@@ -361,7 +361,7 @@
         <w:pStyle w:val="P68B1DB1-Normal2"/>
       </w:pPr>
       <w:r>
-        <w:t xml:space="preserve">Durante Tempu pa Abo ku bo Yu adolesentenan, mayornan/edukadónan tambe por permití nan yunan tuma e liderazgo. E hóbennan por skohe e aktividat òf kombersashon. E por asta nifiká ku e mayornan/edukadónan i hóbennan por pasa Tempu Huntu sintá banda di otro ta hasi aktividatnan paralelo hasiendo opservashonnan de bes en kuando. Ta importante pa enkurashá mayornan/edukadónan pa permití nan yunan papia tokante e kosnan ku ta importante pa nan.  </w:t>
+        <w:t xml:space="preserve">Durante Tempu-pa Abo-ku Bo yu ku adolesentenan, mayornan/edukadónan por permití nan yunan tambe tuma e liderazgo. E hóbennan por skohe e aktividat òf kombersashon. E por asta nifiká ku e mayornan/edukadónan i hóbennan por pasa Tempu-pa Abo-ku Bo yu sintá banda di otro ta hasi aktividatnan paralelo hasiendo opservashonnan de bes en kuando. Ta importante pa enkurashá mayornan/edukadónan pa permití nan yunan papia tokante e kosnan ku ta importante pa nan.  </w:t>
       </w:r>
     </w:p>
     <w:p>
@@ -374,19 +374,19 @@
         <w:pStyle w:val="P68B1DB1-Normal4"/>
       </w:pPr>
       <w:r>
-        <w:t xml:space="preserve">PasaTempu hasiendo Hòbi</w:t>
-      </w:r>
-    </w:p>
-    <w:p>
-      <w:pPr>
-        <w:spacing w:after="200" w:line="288" w:lineRule="auto"/>
-        <w:rPr>
-          <w:color w:val="013d5c"/>
-        </w:rPr>
-        <w:pStyle w:val="P68B1DB1-Normal2"/>
-      </w:pPr>
-      <w:r>
-        <w:t xml:space="preserve">Un otro bon manera ku mayornan/edukadónan por desaroyá relashonnan positivo durante Tempu pa Abo ku bo Yu ta pa pasa tempu ku nan ora nan ta hasi algu ku nan ta gusta. Por ehèmpel, wak nan yunan hunga un partido deportivo òf demostrá un moveshon nobo di baile. </w:t>
+        <w:t xml:space="preserve">Dediká Tempu na Hòbi</w:t>
+      </w:r>
+    </w:p>
+    <w:p>
+      <w:pPr>
+        <w:spacing w:after="200" w:line="288" w:lineRule="auto"/>
+        <w:rPr>
+          <w:color w:val="013d5c"/>
+        </w:rPr>
+        <w:pStyle w:val="P68B1DB1-Normal2"/>
+      </w:pPr>
+      <w:r>
+        <w:t xml:space="preserve">Un otro manera bon ku mayornan/edukadónan por desaroyá relashonnan positivo durante Tempu-pa Abo-ku Bo yu ta pa pasa tempu ku nan ora nan ta hasi algu ku nan ta gusta. Por ehèmpel, wak nan yunan hunga un partido deportivo òf demostrá un moveshon nobo di baile. </w:t>
       </w:r>
     </w:p>
     <w:p>
@@ -411,19 +411,19 @@
         <w:pStyle w:val="P68B1DB1-Normal2"/>
       </w:pPr>
       <w:r>
-        <w:t xml:space="preserve">Segun ku nan ta pasa mas tempu huntu, e hóbennan por kompartí kosnan personal ku ta duna nan strès òf preokupashon. Ta muchu mas fásil pa kompartí asuntunan personal ku un mayor ora nan a desaroyá un sentido di konfiansa i komunikashon habrí. </w:t>
-      </w:r>
-    </w:p>
-    <w:p>
-      <w:pPr>
-        <w:spacing w:after="200" w:line="288" w:lineRule="auto"/>
-        <w:rPr>
-          <w:color w:val="013d5c"/>
-        </w:rPr>
-        <w:pStyle w:val="P68B1DB1-Normal2"/>
-      </w:pPr>
-      <w:r>
-        <w:t xml:space="preserve">Mayornan/Edukadónan inisialmente lo ke reakshoná na un manera negativo. Kòrda mayornan/edukadónan pa Tuma un Pausa (òf djis hala rosea) pa nan por kontestá nan yunan na un manera ku nan yunan ta keda sinti nan mes sigur. </w:t>
+        <w:t xml:space="preserve">Segun ku nan ta pasa mas Tempu-pa Abo-ku Bo yu huntu, e hóbennan por kompartí kosnan personal ku ta duna nan strès òf preokupashon. Ta muchu mas fásil pa kompartí asuntunan personal ku un mayor/edukadó ora nan a desaroyá un sentido di konfiansa i komunikashon habrí. </w:t>
+      </w:r>
+    </w:p>
+    <w:p>
+      <w:pPr>
+        <w:spacing w:after="200" w:line="288" w:lineRule="auto"/>
+        <w:rPr>
+          <w:color w:val="013d5c"/>
+        </w:rPr>
+        <w:pStyle w:val="P68B1DB1-Normal2"/>
+      </w:pPr>
+      <w:r>
+        <w:t xml:space="preserve">Mayornan/Edukadónan na kuminsamentu lo ke reakshoná na un manera negativo. Kòrda mayornan/edukadónan pa Tuma un Pausa (òf djis hala rosea) pa nan por kontestá nan yunan na un manera ku nan yunan ta keda sinti nan mes sigur. </w:t>
       </w:r>
     </w:p>
     <w:p>
@@ -453,19 +453,19 @@
         <w:pStyle w:val="P68B1DB1-Normal2"/>
       </w:pPr>
       <w:r>
-        <w:t xml:space="preserve">E sekshon aki ta duna informashon riba e manera pa Laga Bo Yu Tuma Liderazgo pa mayornan ku un yu ku desabilidat. </w:t>
-      </w:r>
-    </w:p>
-    <w:p>
-      <w:pPr>
-        <w:spacing w:after="200" w:line="288" w:lineRule="auto"/>
-        <w:rPr>
-          <w:color w:val="013d5c"/>
-        </w:rPr>
-        <w:pStyle w:val="P68B1DB1-Normal2"/>
-      </w:pPr>
-      <w:r>
-        <w:t xml:space="preserve">Ta importante pa e aktividatnan ta esnan ku e mucha gusta hasi i ku ta apropiá pa nan yunan. Akí tin algun tep ku bo por kompartí ku mayornan:</w:t>
+        <w:t xml:space="preserve">E sekshon aki ta duna mayornan/edukadónan di un yu ku desabilidat informashon riba e manera pa Laga Bo Yu Tuma Liderazgo. </w:t>
+      </w:r>
+    </w:p>
+    <w:p>
+      <w:pPr>
+        <w:spacing w:after="200" w:line="288" w:lineRule="auto"/>
+        <w:rPr>
+          <w:color w:val="013d5c"/>
+        </w:rPr>
+        <w:pStyle w:val="P68B1DB1-Normal2"/>
+      </w:pPr>
+      <w:r>
+        <w:t xml:space="preserve">Ta importante pa e aktividatnan ta esnan ku e muchanan gusta hasi i ku ta apropiá pa nan yunan. Akí tin algun tep ku bo por kompartí ku mayornan/edukadónan:</w:t>
       </w:r>
     </w:p>
     <w:p>
@@ -482,7 +482,7 @@
         <w:pStyle w:val="P68B1DB1-Normal2"/>
       </w:pPr>
       <w:r>
-        <w:t xml:space="preserve">Ora bo ta papia ku un mucha ku desabilidat, kòrda ku bo ta interkambiando ku un mucha, Tene e mésun tono i idioma ku bo lo hasi ku kualke mucha di un edat similar. Si e mucha no por tende, ta importante pa bo sinta ketu, inkluso bo kabes, miéntras bo ta papia ku e mucha. Sòru pa bo wak nan ora bo ta papia i sòru pa nan wak bo i por mira bo kara i boka.  </w:t>
+        <w:t xml:space="preserve">Ora bo ta papia ku un mucha ku desabilidat, kòrda ku bo ta interkambiá ku un mucha i tene e mésun tono i idioma ku lo bo husa ku kualke mucha di e mésun edat. Si e mucha no por tende, ta importante pa bo sinta ketu, inkluso bo kabes, miéntras bo ta papia ku e mucha. Sòru pa bo wak nan ora bo ta papia i sòru pa nan wak bo i por mira bo kara i boka.  </w:t>
       </w:r>
     </w:p>
     <w:p>
@@ -499,7 +499,7 @@
         <w:pStyle w:val="P68B1DB1-Normal2"/>
       </w:pPr>
       <w:r>
-        <w:t xml:space="preserve">Ku un mucha ku limitashon intelektual, semper papia kla, usando frasenan kòrtiku. Usa e mucha su nòmber pa e sa ku bo ta papia kun'é. Ta hopi importante pa reakshoná riba e intentonan di e mucha pa komuniká, pa e komprondé e efektividat i importansia di komunikashon. Si un mucha ta mustra riba un opheto di interes, abo por mustra riba dje i nombr’é bon kla pa indiká ku bo a komprondé i ta skuchando. </w:t>
+        <w:t xml:space="preserve">Semper papia kla i usa frasenan kòrtiku ku un mucha ku limitashon intelektual. Usa e mucha su nòmber pa e sa ku bo ta papia kuné. Ta hopi importante pa reakshoná riba e intentonan di e mucha pa komuniká, pa e komprondé e efektividat i importansia di komunikashon. Si un mucha ta mustra riba un opheto di interes, bo por mustra riba dje i nombr’é bon kla pa asina indiká ku bo a komprond'é i a skuch'é. </w:t>
       </w:r>
     </w:p>
     <w:p>
@@ -516,7 +516,7 @@
         <w:pStyle w:val="P68B1DB1-Normal2"/>
       </w:pPr>
       <w:r>
-        <w:t xml:space="preserve">Muchanan ku desabilidat ku no ta kustumbrá ku ta puntra nan, nan opinion òf ku no ta kustumbrá ku hende ta skucha nan, mester di mas tempu pa krea konfiansa i seguridat. Lo por tuma tempu pa eksplorá e mihó maneranan di komuniká ku un mucha en partikular. Mayornan lo mester tin mas pasenshi ku nan mes i nan yunan ora di Pasa Tempu Abo ku bo YU ku nan yunan. </w:t>
+        <w:t xml:space="preserve">Muchanan ku desabilidat ku no ta kustumbrá ku ta puntra nan, nan opinion òf ku no ta kustumbrá ku hende ta skucha nan, mester di mas tempu pa krea konfiansa i seguridat. Lo por tuma tempu pa haña sa kua ta e mihó maneranan pa komuniká ku un mucha en partikular. Mayornan/edukadónan lo mester tin mas pasenshi ku nan mes i nan yunan ora di pasa Tempu-pa Abo-ku Bo yu, ku nan yunan. </w:t>
       </w:r>
     </w:p>
     <w:p>
@@ -630,7 +630,7 @@
         <w:pStyle w:val="P68B1DB1-Normal2"/>
       </w:pPr>
       <w:r>
-        <w:t xml:space="preserve">Enfoká riba reforsá e puntonan fuerte i abilidatnan di kada mucha en bes di e kosnan ku nan no por hasi, por ehèmpel, un persona ku ta usa ròlstul por tin brasa i mannan fuerte, un mucha surdu por ta bon den pintamentu </w:t>
+        <w:t xml:space="preserve">Enfoká riba reforsá e puntonan fuerte i abilidatnan di kada mucha na lugá di riba e kosnan ku nan no por hasi, por ehèmpel, un persona ku ta usa ròlstul por tin brasa i mannan fuerte, un mucha surdu por ta pinta bon. </w:t>
       </w:r>
     </w:p>
     <w:p>
@@ -664,7 +664,7 @@
         <w:pStyle w:val="P68B1DB1-Normal2"/>
       </w:pPr>
       <w:r>
-        <w:t xml:space="preserve">Duna muchanan sufisiente tempu tantu pa nan komprondé di kiko ta papiando, komo tempu pa nan formulá nan kontesta. </w:t>
+        <w:t xml:space="preserve">Duna muchanan sufisiente tempu tantu pa nan komprondé di kiko ta papia, komo tempu pa nan formulá nan kontesta. </w:t>
       </w:r>
     </w:p>
     <w:p>

--- a/translations/plh_facilitator_cw/pap/pap_One-on-one time by developmental stages.docx
+++ b/translations/plh_facilitator_cw/pap/pap_One-on-one time by developmental stages.docx
@@ -203,7 +203,7 @@
         <w:pStyle w:val="P68B1DB1-Normal2"/>
       </w:pPr>
       <w:r>
-        <w:t xml:space="preserve">Esaki por sinti straño na promé instante ya ku hopi mayornan/edukadónan no ta kustumá di papia ku nan yunan ora ku nan ta hunga. Sinembargo, ku práktika, e ta bira mas fásil – meskos ku tur otro kos! </w:t>
+        <w:t xml:space="preserve">Esaki por sinti straño na kumisamentu ya ku hopi mayornan/edukadónan no ta kustumá di papia ku nan yunan ora ku nan ta hunga. Sinembargo, ku práktika, e ta bira mas fásil – meskos ku tur otro kos! </w:t>
       </w:r>
     </w:p>
     <w:p>
@@ -258,7 +258,7 @@
         <w:rPr>
           <w:b w:val="1"/>
         </w:rPr>
-        <w:t xml:space="preserve">yama bo yu na su nòmber</w:t>
+        <w:t xml:space="preserve">menshoná bo yu su nòmber</w:t>
       </w:r>
       <w:r>
         <w:t xml:space="preserve"> ora bo ta papia kuné. Ora mayornan/edukadónan siña bisa kosnan manera “Bo ta pone e blòki kòrá riba e blòki blou, Adam,” esaki ta mustra ku e mayor ta duna sosten i atenshon na su yu. </w:t>
@@ -294,7 +294,7 @@
         <w:pStyle w:val="P68B1DB1-Normal2"/>
       </w:pPr>
       <w:r>
-        <w:t xml:space="preserve">Kòrda ku, esaki ta e mucha su wega. No tin bon ni malu den wega i denter di loke ta rasonabel. Loke un mucha skohe pa hunga ta bon p'e. E mayor/edukadó su trabou ta pa mustra interes i bisa algu bunita. </w:t>
+        <w:t xml:space="preserve">Kòrda ku, esaki ta e mucha su wega. No tin bon ni malu den wega i denter di rashonalidat e loke un mucha skohe pa hunga ta bon p'e. E mayor/edukadó su trabou ta pa mustra interes i bisa algu bunita. </w:t>
       </w:r>
     </w:p>
     <w:p>
@@ -324,19 +324,19 @@
         <w:pStyle w:val="P68B1DB1-Normal2"/>
       </w:pPr>
       <w:r>
-        <w:t xml:space="preserve">Pa motibu di vários demanda ku mayornan/edukadónan i hóbennan ta topa diariamente, manera skol i trabou, tin bia por ta un reto pa haña tempu pa pasa tempu huntu. Un relashon fuerte entre mayor/edukadó i yu no ta posibel sin pasa Tempu di kalidat -pa Abo-ku Bo yu.  </w:t>
-      </w:r>
-    </w:p>
-    <w:p>
-      <w:pPr>
-        <w:spacing w:after="200" w:line="288" w:lineRule="auto"/>
-        <w:rPr>
-          <w:color w:val="013d5c"/>
-        </w:rPr>
-        <w:pStyle w:val="P68B1DB1-Normal2"/>
-      </w:pPr>
-      <w:r>
-        <w:t xml:space="preserve">Dediká tempu ta krea e espasio pa e mayor/edukadó ta mas disponibel pa su yu i nan por hunga un ròl di duna protekshon den bida di nan yunan. Esaki ta yuda mayornan/edukadónan enbolbí nan mes mas den bida di nan adolesentenan i asina protehá nan pa komportashonnan seksual riesgoso.  </w:t>
+        <w:t xml:space="preserve">Dor di vários demanda ku mayornan/edukadónan i hóbennan tin diariamente, manera skol i trabou, tin bia por ta un reto pa haña tempu pa pasa tempu huntu. Un relashon fuerte entre mayor/edukadó i yu no ta posibel sin pasa Tempu di kalidat -pa Abo-ku Bo yu.  </w:t>
+      </w:r>
+    </w:p>
+    <w:p>
+      <w:pPr>
+        <w:spacing w:after="200" w:line="288" w:lineRule="auto"/>
+        <w:rPr>
+          <w:color w:val="013d5c"/>
+        </w:rPr>
+        <w:pStyle w:val="P68B1DB1-Normal2"/>
+      </w:pPr>
+      <w:r>
+        <w:t xml:space="preserve">Dediká tempu ta traha espasio pa e mayor/edukadó ta mas disponibel pa su yu i nan por hunga un ròl di duna protekshon den bida di nan yunan. Esaki ta yuda mayornan/edukadónan enbolbí nan mes mas den bida di nan adolesentenan i asina protehá nan pa komportashonnan seksual riesgoso.  </w:t>
       </w:r>
     </w:p>
     <w:p>
@@ -613,7 +613,7 @@
         <w:pStyle w:val="P68B1DB1-Normal2"/>
       </w:pPr>
       <w:r>
-        <w:t xml:space="preserve">Sea habrí i fleksibel pa kambia i pa akomodá e muchanan enbolbí. </w:t>
+        <w:t xml:space="preserve">Para habrí i ta fleksibel pa kambia i pa akomodá e muchanan enbolbí. </w:t>
       </w:r>
     </w:p>
     <w:p>
